--- a/可直接打开的Word版/选择题错题__2026-05-30_计量资料统计描述批改.docx
+++ b/可直接打开的Word版/选择题错题__2026-05-30_计量资料统计描述批改.docx
@@ -17,7 +17,7 @@
           <w:rFonts w:ascii="Microsoft YaHei" w:hAnsi="Microsoft YaHei" w:eastAsia="Microsoft YaHei"/>
           <w:sz w:val="22"/>
         </w:rPr>
-        <w:t>你提交的答案：</w:t>
+        <w:t>提交答案：</w:t>
       </w:r>
     </w:p>
     <w:p/>
@@ -37,53 +37,7 @@
           <w:rFonts w:ascii="Microsoft YaHei" w:hAnsi="Microsoft YaHei" w:eastAsia="Microsoft YaHei"/>
           <w:sz w:val="22"/>
         </w:rPr>
-        <w:t>按“计量资料的统计描述”30题批改：</w:t>
-      </w:r>
-    </w:p>
-    <w:p/>
-    <w:p>
-      <w:pPr>
-        <w:pStyle w:val="ListBullet"/>
-      </w:pPr>
-      <w:r>
-        <w:rPr>
-          <w:rFonts w:ascii="Microsoft YaHei" w:hAnsi="Microsoft YaHei" w:eastAsia="Microsoft YaHei"/>
-          <w:sz w:val="22"/>
-        </w:rPr>
-        <w:t>正确：23题</w:t>
-      </w:r>
-    </w:p>
-    <w:p>
-      <w:pPr>
-        <w:pStyle w:val="ListBullet"/>
-      </w:pPr>
-      <w:r>
-        <w:rPr>
-          <w:rFonts w:ascii="Microsoft YaHei" w:hAnsi="Microsoft YaHei" w:eastAsia="Microsoft YaHei"/>
-          <w:sz w:val="22"/>
-        </w:rPr>
-        <w:t>错误：7题</w:t>
-      </w:r>
-    </w:p>
-    <w:p>
-      <w:pPr>
-        <w:pStyle w:val="ListBullet"/>
-      </w:pPr>
-      <w:r>
-        <w:rPr>
-          <w:rFonts w:ascii="Microsoft YaHei" w:hAnsi="Microsoft YaHei" w:eastAsia="Microsoft YaHei"/>
-          <w:sz w:val="22"/>
-        </w:rPr>
-        <w:t>正确率：76.7%</w:t>
-      </w:r>
-    </w:p>
-    <w:p/>
-    <w:p>
-      <w:pPr>
-        <w:pStyle w:val="Heading2"/>
-      </w:pPr>
-      <w:r>
-        <w:t>正确答案</w:t>
+        <w:t>正确答案：</w:t>
       </w:r>
     </w:p>
     <w:p/>
@@ -94,6 +48,16 @@
           <w:sz w:val="22"/>
         </w:rPr>
         <w:t>`ACBBB,DCACE,ABEED,BCDDB,ACDDC,EDDCC`</w:t>
+      </w:r>
+    </w:p>
+    <w:p/>
+    <w:p>
+      <w:r>
+        <w:rPr>
+          <w:rFonts w:ascii="Microsoft YaHei" w:hAnsi="Microsoft YaHei" w:eastAsia="Microsoft YaHei"/>
+          <w:sz w:val="22"/>
+        </w:rPr>
+        <w:t>成绩：23/30，正确率 76.7%。</w:t>
       </w:r>
     </w:p>
     <w:p/>
@@ -112,7 +76,7 @@
           <w:rFonts w:ascii="Microsoft YaHei" w:hAnsi="Microsoft YaHei" w:eastAsia="Microsoft YaHei"/>
           <w:sz w:val="22"/>
         </w:rPr>
-        <w:t>| 题号 | 你的答案 | 正确答案 | 核心知识点 |</w:t>
+        <w:t>| 题号 | 原题 | 错选 | 正确答案 | 核心知识点 | 错因一句话 |</w:t>
       </w:r>
     </w:p>
     <w:p>
@@ -121,7 +85,7 @@
           <w:rFonts w:ascii="Microsoft YaHei" w:hAnsi="Microsoft YaHei" w:eastAsia="Microsoft YaHei"/>
           <w:sz w:val="22"/>
         </w:rPr>
-        <w:t>|---:|---|---|---|</w:t>
+        <w:t>|---:|---|---|---|---|---|</w:t>
       </w:r>
     </w:p>
     <w:p>
@@ -130,7 +94,7 @@
           <w:rFonts w:ascii="Microsoft YaHei" w:hAnsi="Microsoft YaHei" w:eastAsia="Microsoft YaHei"/>
           <w:sz w:val="22"/>
         </w:rPr>
-        <w:t>| 5 | D | B | 变异系数表示变量值的相对离散度 |</w:t>
+        <w:t>| 5 | 变异系数：A、表示变量值的绝对离散度；B、表示变量值的相对离散度；C、表示均数的绝对离散度；D、表示均数的相对离散度；E、以上均不对 | D | B | CV 表示变量值的相对离散度 | 把“变量值的相对离散”误记成了“均数的相对离散”。 |</w:t>
       </w:r>
     </w:p>
     <w:p>
@@ -139,7 +103,7 @@
           <w:rFonts w:ascii="Microsoft YaHei" w:hAnsi="Microsoft YaHei" w:eastAsia="Microsoft YaHei"/>
           <w:sz w:val="22"/>
         </w:rPr>
-        <w:t>| 9 | A | C | 偏态分布的集中趋势宜用中位数 |</w:t>
+        <w:t>| 9 | 偏态分布宜用什么描述其分布的集中趋势：A、算术均数；B、标准差；C、中位数；D、众数；E、百分位数 | A | C | 偏态资料集中趋势用中位数 | 偏态资料有极端值，算术均数容易被拉偏。 |</w:t>
       </w:r>
     </w:p>
     <w:p>
@@ -148,7 +112,7 @@
           <w:rFonts w:ascii="Microsoft YaHei" w:hAnsi="Microsoft YaHei" w:eastAsia="Microsoft YaHei"/>
           <w:sz w:val="22"/>
         </w:rPr>
-        <w:t>| 22 | D | C | 正态分布中 σ 越大，曲线越扁平 |</w:t>
+        <w:t>| 22 | 正态分布中，什么相应的正态分布曲线的形状越扁平：A、μ越大；B、μ越小；C、σ越大；D、σ越小；E、以上都不对 | D | C | σ 决定曲线形状，σ越大越扁平 | μ管位置，σ管形状；σ越大数据越分散，曲线越扁。 |</w:t>
       </w:r>
     </w:p>
     <w:p>
@@ -157,7 +121,7 @@
           <w:rFonts w:ascii="Microsoft YaHei" w:hAnsi="Microsoft YaHei" w:eastAsia="Microsoft YaHei"/>
           <w:sz w:val="22"/>
         </w:rPr>
-        <w:t>| 23 | A | D | 标准正态分布中 -1.96 到均数的面积约 47.5% |</w:t>
+        <w:t>| 23 | 标准正态分布曲线下，横轴上，从 -1.96 到均数的面积占总面积的百分比为：A、95%；B、97.5%；C、95.0%；D、47.5%；E、45% | A | D | -1.96 到 +1.96 为 95%，半边为 47.5% | 把中间 95% 和半边面积混在一起了。 |</w:t>
       </w:r>
     </w:p>
     <w:p>
@@ -166,7 +130,7 @@
           <w:rFonts w:ascii="Microsoft YaHei" w:hAnsi="Microsoft YaHei" w:eastAsia="Microsoft YaHei"/>
           <w:sz w:val="22"/>
         </w:rPr>
-        <w:t>| 24 | C | D | -2.58 到 1.96 的面积约 97% |</w:t>
+        <w:t>| 24 | 标准正态分布曲线下，横轴上从 -2.58 到 1.96 间的面积占总面积的百分比为：A、5%；B、90%；C、95%；D、97%；E、99% | C | D | -2.58 左尾约 0.5%，1.96 左侧约 97.5%，两者相减约 97% | 这题不是对称区间，不能直接套 ±1.96 的 95%。 |</w:t>
       </w:r>
     </w:p>
     <w:p>
@@ -175,7 +139,7 @@
           <w:rFonts w:ascii="Microsoft YaHei" w:hAnsi="Microsoft YaHei" w:eastAsia="Microsoft YaHei"/>
           <w:sz w:val="22"/>
         </w:rPr>
-        <w:t>| 25 | A | C | -1.96 到 1.96 的面积约 95% |</w:t>
+        <w:t>| 25 | 标准正态分布曲线下 -1.96 到 1.96 之间的面积占总面积的百分比为：A、90%；B、92%；C、95%；D、97%；E、99% | A | C | ±1.96 覆盖中间约 95% | 标准正态常用面积需要直接背熟。 |</w:t>
       </w:r>
     </w:p>
     <w:p>
@@ -184,7 +148,7 @@
           <w:rFonts w:ascii="Microsoft YaHei" w:hAnsi="Microsoft YaHei" w:eastAsia="Microsoft YaHei"/>
           <w:sz w:val="22"/>
         </w:rPr>
-        <w:t>| 30 | A | C | 算术均数比中位数更充分利用数据信息 |</w:t>
+        <w:t>| 30 | 算术均数与中位数相比：A、抽样误差更大；B、不易受极端值的影响；C、更充分利用数据信息；D、更适用于偏态分布资料；E、更适用于有不确定数值的资料 | A | C | 算术均数利用全部数值信息，中位数更稳健 | 算术均数更受极端值影响，但也更充分利用每个观察值的信息。 |</w:t>
       </w:r>
     </w:p>
     <w:p/>
@@ -193,7 +157,7 @@
         <w:pStyle w:val="Heading2"/>
       </w:pPr>
       <w:r>
-        <w:t>错题讲解</w:t>
+        <w:t>必补三类知识点</w:t>
       </w:r>
     </w:p>
     <w:p/>
@@ -202,7 +166,7 @@
         <w:pStyle w:val="Heading3"/>
       </w:pPr>
       <w:r>
-        <w:t>第5题：变异系数</w:t>
+        <w:t>1. 变异系数 CV</w:t>
       </w:r>
     </w:p>
     <w:p/>
@@ -212,100 +176,7 @@
           <w:rFonts w:ascii="Microsoft YaHei" w:hAnsi="Microsoft YaHei" w:eastAsia="Microsoft YaHei"/>
           <w:sz w:val="22"/>
         </w:rPr>
-        <w:t>变异系数 CV = 标准差 / 均数 × 100%。</w:t>
-      </w:r>
-    </w:p>
-    <w:p>
-      <w:r>
-        <w:rPr>
-          <w:rFonts w:ascii="Microsoft YaHei" w:hAnsi="Microsoft YaHei" w:eastAsia="Microsoft YaHei"/>
-          <w:sz w:val="22"/>
-        </w:rPr>
-        <w:t>它不是描述均数的离散度，而是描述变量值的相对离散程度。</w:t>
-      </w:r>
-    </w:p>
-    <w:p>
-      <w:r>
-        <w:rPr>
-          <w:rFonts w:ascii="Microsoft YaHei" w:hAnsi="Microsoft YaHei" w:eastAsia="Microsoft YaHei"/>
-          <w:sz w:val="22"/>
-        </w:rPr>
-        <w:t>常用于比较单位不同或均数相差较大的两组资料的变异程度。</w:t>
-      </w:r>
-    </w:p>
-    <w:p/>
-    <w:p>
-      <w:pPr>
-        <w:pStyle w:val="Heading3"/>
-      </w:pPr>
-      <w:r>
-        <w:t>第9题：偏态分布的集中趋势</w:t>
-      </w:r>
-    </w:p>
-    <w:p/>
-    <w:p>
-      <w:r>
-        <w:rPr>
-          <w:rFonts w:ascii="Microsoft YaHei" w:hAnsi="Microsoft YaHei" w:eastAsia="Microsoft YaHei"/>
-          <w:sz w:val="22"/>
-        </w:rPr>
-        <w:t>偏态分布容易受极端值影响，算术均数会被极端值拉偏。</w:t>
-      </w:r>
-    </w:p>
-    <w:p>
-      <w:r>
-        <w:rPr>
-          <w:rFonts w:ascii="Microsoft YaHei" w:hAnsi="Microsoft YaHei" w:eastAsia="Microsoft YaHei"/>
-          <w:sz w:val="22"/>
-        </w:rPr>
-        <w:t>因此偏态资料的集中趋势通常用中位数。</w:t>
-      </w:r>
-    </w:p>
-    <w:p/>
-    <w:p>
-      <w:pPr>
-        <w:pStyle w:val="Heading3"/>
-      </w:pPr>
-      <w:r>
-        <w:t>第22题：正态分布曲线形状</w:t>
-      </w:r>
-    </w:p>
-    <w:p/>
-    <w:p>
-      <w:r>
-        <w:rPr>
-          <w:rFonts w:ascii="Microsoft YaHei" w:hAnsi="Microsoft YaHei" w:eastAsia="Microsoft YaHei"/>
-          <w:sz w:val="22"/>
-        </w:rPr>
-        <w:t>μ 决定曲线位置，σ 决定曲线形状。</w:t>
-      </w:r>
-    </w:p>
-    <w:p>
-      <w:r>
-        <w:rPr>
-          <w:rFonts w:ascii="Microsoft YaHei" w:hAnsi="Microsoft YaHei" w:eastAsia="Microsoft YaHei"/>
-          <w:sz w:val="22"/>
-        </w:rPr>
-        <w:t>σ 越大，数据越分散，曲线越扁平；σ 越小，曲线越尖。</w:t>
-      </w:r>
-    </w:p>
-    <w:p/>
-    <w:p>
-      <w:pPr>
-        <w:pStyle w:val="Heading3"/>
-      </w:pPr>
-      <w:r>
-        <w:t>第23-25题：标准正态分布面积</w:t>
-      </w:r>
-    </w:p>
-    <w:p/>
-    <w:p>
-      <w:r>
-        <w:rPr>
-          <w:rFonts w:ascii="Microsoft YaHei" w:hAnsi="Microsoft YaHei" w:eastAsia="Microsoft YaHei"/>
-          <w:sz w:val="22"/>
-        </w:rPr>
-        <w:t>必须背熟：</w:t>
+        <w:t>`CV = 标准差 / 均数 × 100%`</w:t>
       </w:r>
     </w:p>
     <w:p/>
@@ -318,7 +189,7 @@
           <w:rFonts w:ascii="Microsoft YaHei" w:hAnsi="Microsoft YaHei" w:eastAsia="Microsoft YaHei"/>
           <w:sz w:val="22"/>
         </w:rPr>
-        <w:t>均数左边或右边各占 50%。</w:t>
+        <w:t>用途：比较不同单位或均数差别较大资料的变异程度。</w:t>
       </w:r>
     </w:p>
     <w:p>
@@ -330,7 +201,7 @@
           <w:rFonts w:ascii="Microsoft YaHei" w:hAnsi="Microsoft YaHei" w:eastAsia="Microsoft YaHei"/>
           <w:sz w:val="22"/>
         </w:rPr>
-        <w:t>-1.96 到 1.96 之间约 95%。</w:t>
+        <w:t>本质：变量值的相对离散程度。</w:t>
       </w:r>
     </w:p>
     <w:p>
@@ -342,53 +213,16 @@
           <w:rFonts w:ascii="Microsoft YaHei" w:hAnsi="Microsoft YaHei" w:eastAsia="Microsoft YaHei"/>
           <w:sz w:val="22"/>
         </w:rPr>
-        <w:t>均数到 1.96 约 47.5%。</w:t>
-      </w:r>
-    </w:p>
-    <w:p>
-      <w:pPr>
-        <w:pStyle w:val="ListBullet"/>
-      </w:pPr>
-      <w:r>
-        <w:rPr>
-          <w:rFonts w:ascii="Microsoft YaHei" w:hAnsi="Microsoft YaHei" w:eastAsia="Microsoft YaHei"/>
-          <w:sz w:val="22"/>
-        </w:rPr>
-        <w:t>1.96 右侧约 2.5%。</w:t>
-      </w:r>
-    </w:p>
-    <w:p>
-      <w:pPr>
-        <w:pStyle w:val="ListBullet"/>
-      </w:pPr>
-      <w:r>
-        <w:rPr>
-          <w:rFonts w:ascii="Microsoft YaHei" w:hAnsi="Microsoft YaHei" w:eastAsia="Microsoft YaHei"/>
-          <w:sz w:val="22"/>
-        </w:rPr>
-        <w:t>-2.58 到 2.58 之间约 99%。</w:t>
-      </w:r>
-    </w:p>
-    <w:p>
-      <w:pPr>
-        <w:pStyle w:val="ListBullet"/>
-      </w:pPr>
-      <w:r>
-        <w:rPr>
-          <w:rFonts w:ascii="Microsoft YaHei" w:hAnsi="Microsoft YaHei" w:eastAsia="Microsoft YaHei"/>
-          <w:sz w:val="22"/>
-        </w:rPr>
-        <w:t>-2.58 左侧约 0.5%。</w:t>
+        <w:t>特点：没有单位。</w:t>
       </w:r>
     </w:p>
     <w:p/>
     <w:p>
+      <w:pPr>
+        <w:pStyle w:val="Heading3"/>
+      </w:pPr>
       <w:r>
-        <w:rPr>
-          <w:rFonts w:ascii="Microsoft YaHei" w:hAnsi="Microsoft YaHei" w:eastAsia="Microsoft YaHei"/>
-          <w:sz w:val="22"/>
-        </w:rPr>
-        <w:t>所以：</w:t>
+        <w:t>2. 偏态资料</w:t>
       </w:r>
     </w:p>
     <w:p/>
@@ -401,7 +235,7 @@
           <w:rFonts w:ascii="Microsoft YaHei" w:hAnsi="Microsoft YaHei" w:eastAsia="Microsoft YaHei"/>
           <w:sz w:val="22"/>
         </w:rPr>
-        <w:t>-1.96 到均数：47.5%。</w:t>
+        <w:t>集中趋势：中位数。</w:t>
       </w:r>
     </w:p>
     <w:p>
@@ -413,7 +247,7 @@
           <w:rFonts w:ascii="Microsoft YaHei" w:hAnsi="Microsoft YaHei" w:eastAsia="Microsoft YaHei"/>
           <w:sz w:val="22"/>
         </w:rPr>
-        <w:t>-2.58 到 1.96：0.5% 到 97.5%，中间面积约 97%。</w:t>
+        <w:t>离散趋势：四分位数间距。</w:t>
       </w:r>
     </w:p>
     <w:p>
@@ -425,7 +259,7 @@
           <w:rFonts w:ascii="Microsoft YaHei" w:hAnsi="Microsoft YaHei" w:eastAsia="Microsoft YaHei"/>
           <w:sz w:val="22"/>
         </w:rPr>
-        <w:t>-1.96 到 1.96：95%。</w:t>
+        <w:t>原因：偏态资料容易受极端值影响，均数和标准差不稳。</w:t>
       </w:r>
     </w:p>
     <w:p/>
@@ -434,7 +268,7 @@
         <w:pStyle w:val="Heading3"/>
       </w:pPr>
       <w:r>
-        <w:t>第30题：算术均数 vs 中位数</w:t>
+        <w:t>3. 标准正态面积</w:t>
       </w:r>
     </w:p>
     <w:p/>
@@ -444,7 +278,7 @@
           <w:rFonts w:ascii="Microsoft YaHei" w:hAnsi="Microsoft YaHei" w:eastAsia="Microsoft YaHei"/>
           <w:sz w:val="22"/>
         </w:rPr>
-        <w:t>算术均数利用了每一个观察值的信息，所以信息利用更充分。</w:t>
+        <w:t>| 范围 | 面积 |</w:t>
       </w:r>
     </w:p>
     <w:p>
@@ -453,7 +287,61 @@
           <w:rFonts w:ascii="Microsoft YaHei" w:hAnsi="Microsoft YaHei" w:eastAsia="Microsoft YaHei"/>
           <w:sz w:val="22"/>
         </w:rPr>
-        <w:t>中位数更稳健，不容易受极端值影响，但没有充分利用每个数值的大小信息。</w:t>
+        <w:t>|---|---:|</w:t>
+      </w:r>
+    </w:p>
+    <w:p>
+      <w:r>
+        <w:rPr>
+          <w:rFonts w:ascii="Microsoft YaHei" w:hAnsi="Microsoft YaHei" w:eastAsia="Microsoft YaHei"/>
+          <w:sz w:val="22"/>
+        </w:rPr>
+        <w:t>| 均数左侧或右侧 | 50% |</w:t>
+      </w:r>
+    </w:p>
+    <w:p>
+      <w:r>
+        <w:rPr>
+          <w:rFonts w:ascii="Microsoft YaHei" w:hAnsi="Microsoft YaHei" w:eastAsia="Microsoft YaHei"/>
+          <w:sz w:val="22"/>
+        </w:rPr>
+        <w:t>| -1.96 到 +1.96 | 95% |</w:t>
+      </w:r>
+    </w:p>
+    <w:p>
+      <w:r>
+        <w:rPr>
+          <w:rFonts w:ascii="Microsoft YaHei" w:hAnsi="Microsoft YaHei" w:eastAsia="Microsoft YaHei"/>
+          <w:sz w:val="22"/>
+        </w:rPr>
+        <w:t>| -1.96 到均数 | 47.5% |</w:t>
+      </w:r>
+    </w:p>
+    <w:p>
+      <w:r>
+        <w:rPr>
+          <w:rFonts w:ascii="Microsoft YaHei" w:hAnsi="Microsoft YaHei" w:eastAsia="Microsoft YaHei"/>
+          <w:sz w:val="22"/>
+        </w:rPr>
+        <w:t>| +1.96 右侧 | 2.5% |</w:t>
+      </w:r>
+    </w:p>
+    <w:p>
+      <w:r>
+        <w:rPr>
+          <w:rFonts w:ascii="Microsoft YaHei" w:hAnsi="Microsoft YaHei" w:eastAsia="Microsoft YaHei"/>
+          <w:sz w:val="22"/>
+        </w:rPr>
+        <w:t>| -2.58 到 +2.58 | 99% |</w:t>
+      </w:r>
+    </w:p>
+    <w:p>
+      <w:r>
+        <w:rPr>
+          <w:rFonts w:ascii="Microsoft YaHei" w:hAnsi="Microsoft YaHei" w:eastAsia="Microsoft YaHei"/>
+          <w:sz w:val="22"/>
+        </w:rPr>
+        <w:t>| +2.58 右侧 | 0.5% |</w:t>
       </w:r>
     </w:p>
     <w:p/>
@@ -462,7 +350,7 @@
         <w:pStyle w:val="Heading2"/>
       </w:pPr>
       <w:r>
-        <w:t>今天必须补牢的5句话</w:t>
+        <w:t>今天必须背熟的 5 句话</w:t>
       </w:r>
     </w:p>
     <w:p/>
@@ -511,7 +399,7 @@
           <w:rFonts w:ascii="Microsoft YaHei" w:hAnsi="Microsoft YaHei" w:eastAsia="Microsoft YaHei"/>
           <w:sz w:val="22"/>
         </w:rPr>
-        <w:t>μ 管位置，σ 管形状；σ 越大曲线越扁。</w:t>
+        <w:t>μ 管位置，σ 管形状；σ 越大，曲线越扁。</w:t>
       </w:r>
     </w:p>
     <w:p>
@@ -526,7 +414,6 @@
         <w:t>正态分布面积：±1.96 是 95%，均数到 1.96 是 47.5%。</w:t>
       </w:r>
     </w:p>
-    <w:p/>
     <w:sectPr>
       <w:pgSz w:w="12240" w:h="15840"/>
       <w:pgMar w:top="1440" w:right="1800" w:bottom="1440" w:left="1800" w:header="720" w:footer="720" w:gutter="0"/>
